--- a/submission/cover_letter.docx
+++ b/submission/cover_letter.docx
@@ -1,6 +1,6 @@
 
 <file path=word/document.xml><?xml version="1.0" encoding="utf-8"?>
-<w:document xmlns:wpc="http://schemas.microsoft.com/office/word/2010/wordprocessingCanvas" xmlns:cx="http://schemas.microsoft.com/office/drawing/2014/chartex" xmlns:cx1="http://schemas.microsoft.com/office/drawing/2015/9/8/chartex" xmlns:cx2="http://schemas.microsoft.com/office/drawing/2015/10/21/chartex" xmlns:cx3="http://schemas.microsoft.com/office/drawing/2016/5/9/chartex" xmlns:cx4="http://schemas.microsoft.com/office/drawing/2016/5/10/chartex" xmlns:cx5="http://schemas.microsoft.com/office/drawing/2016/5/11/chartex" xmlns:cx6="http://schemas.microsoft.com/office/drawing/2016/5/12/chartex" xmlns:cx7="http://schemas.microsoft.com/office/drawing/2016/5/13/chartex" xmlns:cx8="http://schemas.microsoft.com/office/drawing/2016/5/14/chartex" xmlns:mc="http://schemas.openxmlformats.org/markup-compatibility/2006" xmlns:aink="http://schemas.microsoft.com/office/drawing/2016/ink" xmlns:am3d="http://schemas.microsoft.com/office/drawing/2017/model3d" xmlns:o="urn:schemas-microsoft-com:office:office" xmlns:oel="http://schemas.microsoft.com/office/2019/extlst" xmlns:r="http://schemas.openxmlformats.org/officeDocument/2006/relationships" xmlns:m="http://schemas.openxmlformats.org/officeDocument/2006/math" xmlns:v="urn:schemas-microsoft-com:vml" xmlns:wp14="http://schemas.microsoft.com/office/word/2010/wordprocessingDrawing" xmlns:wp="http://schemas.openxmlformats.org/drawingml/2006/wordprocessingDrawing" xmlns:w10="urn:schemas-microsoft-com:office:word" xmlns:w="http://schemas.openxmlformats.org/wordprocessingml/2006/main" xmlns:w14="http://schemas.microsoft.com/office/word/2010/wordml" xmlns:w15="http://schemas.microsoft.com/office/word/2012/wordml" xmlns:w16cex="http://schemas.microsoft.com/office/word/2018/wordml/cex" xmlns:w16cid="http://schemas.microsoft.com/office/word/2016/wordml/cid" xmlns:w16="http://schemas.microsoft.com/office/word/2018/wordml" xmlns:w16du="http://schemas.microsoft.com/office/word/2023/wordml/word16du" xmlns:w16sdtdh="http://schemas.microsoft.com/office/word/2020/wordml/sdtdatahash" xmlns:w16sdtfl="http://schemas.microsoft.com/office/word/2024/wordml/sdtformatlock" xmlns:w16se="http://schemas.microsoft.com/office/word/2015/wordml/symex" xmlns:wpg="http://schemas.microsoft.com/office/word/2010/wordprocessingGroup" xmlns:wpi="http://schemas.microsoft.com/office/word/2010/wordprocessingInk" xmlns:wne="http://schemas.microsoft.com/office/word/2006/wordml" xmlns:wps="http://schemas.microsoft.com/office/word/2010/wordprocessingShape" mc:Ignorable="w14 w15 w16se w16cid w16 w16cex w16sdtdh w16sdtfl w16du wp14">
+<w:document xmlns:wpc="http://schemas.microsoft.com/office/word/2010/wordprocessingCanvas" xmlns:cx="http://schemas.microsoft.com/office/drawing/2014/chartex" xmlns:cx1="http://schemas.microsoft.com/office/drawing/2015/9/8/chartex" xmlns:cx2="http://schemas.microsoft.com/office/drawing/2015/10/21/chartex" xmlns:cx3="http://schemas.microsoft.com/office/drawing/2016/5/9/chartex" xmlns:cx4="http://schemas.microsoft.com/office/drawing/2016/5/10/chartex" xmlns:cx5="http://schemas.microsoft.com/office/drawing/2016/5/11/chartex" xmlns:cx6="http://schemas.microsoft.com/office/drawing/2016/5/12/chartex" xmlns:cx7="http://schemas.microsoft.com/office/drawing/2016/5/13/chartex" xmlns:cx8="http://schemas.microsoft.com/office/drawing/2016/5/14/chartex" xmlns:mc="http://schemas.openxmlformats.org/markup-compatibility/2006" xmlns:m="http://schemas.openxmlformats.org/officeDocument/2006/math" xmlns:aink="http://schemas.microsoft.com/office/drawing/2016/ink" xmlns:am3d="http://schemas.microsoft.com/office/drawing/2017/model3d" xmlns:oel="http://schemas.microsoft.com/office/2019/extlst" xmlns:r="http://schemas.openxmlformats.org/officeDocument/2006/relationships" xmlns:wp14="http://schemas.microsoft.com/office/word/2010/wordprocessingDrawing" xmlns:wp="http://schemas.openxmlformats.org/drawingml/2006/wordprocessingDrawing" xmlns:wpg="http://schemas.microsoft.com/office/word/2010/wordprocessingGroup" xmlns:wpi="http://schemas.microsoft.com/office/word/2010/wordprocessingInk" xmlns:wps="http://schemas.microsoft.com/office/word/2010/wordprocessingShape" xmlns:o="urn:schemas-microsoft-com:office:office" xmlns:v="urn:schemas-microsoft-com:vml" xmlns:w10="urn:schemas-microsoft-com:office:word" xmlns:w="http://schemas.openxmlformats.org/wordprocessingml/2006/main" xmlns:w14="http://schemas.microsoft.com/office/word/2010/wordml" xmlns:w15="http://schemas.microsoft.com/office/word/2012/wordml" xmlns:w16cei="http://schemas.microsoft.com/office/word/2026/wordml/cei" xmlns:w16cex="http://schemas.microsoft.com/office/word/2018/wordml/cex" xmlns:w16cid="http://schemas.microsoft.com/office/word/2016/wordml/cid" xmlns:w16="http://schemas.microsoft.com/office/word/2018/wordml" xmlns:w16sdtdh="http://schemas.microsoft.com/office/word/2020/wordml/sdtdatahash" xmlns:w16sdtfl="http://schemas.microsoft.com/office/word/2024/wordml/sdtformatlock" xmlns:w16se="http://schemas.microsoft.com/office/word/2015/wordml/symex" xmlns:w16du="http://schemas.microsoft.com/office/word/2023/wordml/word16du" xmlns:wne="http://schemas.microsoft.com/office/word/2006/wordml" mc:Ignorable="w14 w15 w16se w16cid w16 w16cex w16sdtdh w16sdtfl w16du wp14">
   <w:body>
     <w:p>
       <w:pPr>
@@ -91,7 +91,7 @@
                           </a:ln>
                           <a:extLst>
                             <a:ext uri="{91240B29-F687-4f45-9708-019B960494DF}">
-                              <a14:hiddenLine xmlns="" xmlns:mo="http://schemas.microsoft.com/office/mac/office/2008/main" xmlns:mv="urn:schemas-microsoft-com:mac:vml" xmlns:o="urn:schemas-microsoft-com:office:office" xmlns:v="urn:schemas-microsoft-com:vml" xmlns:w10="urn:schemas-microsoft-com:office:word" xmlns:w="http://schemas.openxmlformats.org/wordprocessingml/2006/main" xmlns:a14="http://schemas.microsoft.com/office/drawing/2010/main" w="9525">
+                              <a14:hiddenLine xmlns:a14="http://schemas.microsoft.com/office/drawing/2010/main" xmlns:w="http://schemas.openxmlformats.org/wordprocessingml/2006/main" xmlns:w10="urn:schemas-microsoft-com:office:word" xmlns:v="urn:schemas-microsoft-com:vml" xmlns:o="urn:schemas-microsoft-com:office:office" xmlns:mv="urn:schemas-microsoft-com:mac:vml" xmlns:mo="http://schemas.microsoft.com/office/mac/office/2008/main" xmlns="" w="9525">
                                 <a:solidFill>
                                   <a:srgbClr val="000000"/>
                                 </a:solidFill>
@@ -267,7 +267,7 @@
                           <a:noFill/>
                           <a:extLst>
                             <a:ext uri="{909E8E84-426E-40dd-AFC4-6F175D3DCCD1}">
-                              <a14:hiddenFill xmlns="" xmlns:mo="http://schemas.microsoft.com/office/mac/office/2008/main" xmlns:mv="urn:schemas-microsoft-com:mac:vml" xmlns:o="urn:schemas-microsoft-com:office:office" xmlns:v="urn:schemas-microsoft-com:vml" xmlns:w10="urn:schemas-microsoft-com:office:word" xmlns:w="http://schemas.openxmlformats.org/wordprocessingml/2006/main" xmlns:a14="http://schemas.microsoft.com/office/drawing/2010/main">
+                              <a14:hiddenFill xmlns:a14="http://schemas.microsoft.com/office/drawing/2010/main" xmlns:w="http://schemas.openxmlformats.org/wordprocessingml/2006/main" xmlns:w10="urn:schemas-microsoft-com:office:word" xmlns:v="urn:schemas-microsoft-com:vml" xmlns:o="urn:schemas-microsoft-com:office:office" xmlns:mv="urn:schemas-microsoft-com:mac:vml" xmlns:mo="http://schemas.microsoft.com/office/mac/office/2008/main" xmlns="">
                                 <a:solidFill>
                                   <a:srgbClr val="FFFFFF"/>
                                 </a:solidFill>
@@ -468,7 +468,28 @@
           <w:rFonts w:cs="Arial"/>
           <w:szCs w:val="22"/>
         </w:rPr>
-        <w:t xml:space="preserve">December </w:t>
+        <w:t>July</w:t>
+      </w:r>
+      <w:r>
+        <w:rPr>
+          <w:rFonts w:cs="Arial"/>
+          <w:szCs w:val="22"/>
+        </w:rPr>
+        <w:t xml:space="preserve"> </w:t>
+      </w:r>
+      <w:r>
+        <w:rPr>
+          <w:rFonts w:cs="Arial"/>
+          <w:szCs w:val="22"/>
+        </w:rPr>
+        <w:t>16</w:t>
+      </w:r>
+      <w:r>
+        <w:rPr>
+          <w:rFonts w:cs="Arial"/>
+          <w:szCs w:val="22"/>
+        </w:rPr>
+        <w:t>, 20</w:t>
       </w:r>
       <w:r>
         <w:rPr>
@@ -482,28 +503,7 @@
           <w:rFonts w:cs="Arial"/>
           <w:szCs w:val="22"/>
         </w:rPr>
-        <w:t>2</w:t>
-      </w:r>
-      <w:r>
-        <w:rPr>
-          <w:rFonts w:cs="Arial"/>
-          <w:szCs w:val="22"/>
-        </w:rPr>
-        <w:t>, 20</w:t>
-      </w:r>
-      <w:r>
-        <w:rPr>
-          <w:rFonts w:cs="Arial"/>
-          <w:szCs w:val="22"/>
-        </w:rPr>
-        <w:t>2</w:t>
-      </w:r>
-      <w:r>
-        <w:rPr>
-          <w:rFonts w:cs="Arial"/>
-          <w:szCs w:val="22"/>
-        </w:rPr>
-        <w:t>5</w:t>
+        <w:t>6</w:t>
       </w:r>
     </w:p>
     <w:p>
@@ -603,7 +603,21 @@
           <w:rFonts w:cs="Arial"/>
           <w:szCs w:val="22"/>
         </w:rPr>
-        <w:t xml:space="preserve">happy to submit </w:t>
+        <w:t xml:space="preserve">happy to </w:t>
+      </w:r>
+      <w:r>
+        <w:rPr>
+          <w:rFonts w:cs="Arial"/>
+          <w:szCs w:val="22"/>
+        </w:rPr>
+        <w:t>re</w:t>
+      </w:r>
+      <w:r>
+        <w:rPr>
+          <w:rFonts w:cs="Arial"/>
+          <w:szCs w:val="22"/>
+        </w:rPr>
+        <w:t xml:space="preserve">submit </w:t>
       </w:r>
       <w:r>
         <w:rPr>
@@ -695,117 +709,77 @@
           <w:rFonts w:cs="Arial"/>
           <w:szCs w:val="22"/>
         </w:rPr>
-        <w:t xml:space="preserve">This is the third of a series of papers I have written on the topic of controlling for uneven sampling effort in amplicon sequence analyses. The two previous studies were published in </w:t>
-      </w:r>
-      <w:proofErr w:type="spellStart"/>
-      <w:r>
-        <w:rPr>
-          <w:rFonts w:cs="Arial"/>
-          <w:i/>
-          <w:iCs/>
-          <w:szCs w:val="22"/>
-        </w:rPr>
-        <w:t>mSphere</w:t>
-      </w:r>
-      <w:proofErr w:type="spellEnd"/>
-      <w:r>
-        <w:rPr>
-          <w:rFonts w:cs="Arial"/>
-          <w:szCs w:val="22"/>
-        </w:rPr>
-        <w:t xml:space="preserve"> (10.1128/msphere.00354-23</w:t>
-      </w:r>
-      <w:r>
-        <w:rPr>
-          <w:rFonts w:cs="Arial"/>
-          <w:szCs w:val="22"/>
-        </w:rPr>
-        <w:t xml:space="preserve"> and </w:t>
-      </w:r>
-      <w:r>
-        <w:rPr>
-          <w:rFonts w:cs="Arial"/>
-          <w:szCs w:val="22"/>
-        </w:rPr>
-        <w:t>10.1128/msphere.00355-23)</w:t>
-      </w:r>
-      <w:r>
-        <w:rPr>
-          <w:rFonts w:cs="Arial"/>
-          <w:szCs w:val="22"/>
-        </w:rPr>
-        <w:t>. Through the process of writing those studies and receiving feedback from reviewers, a question arose: Why do I see different results from what others are seeing? In the current submission, I addressed that question using the code and data that were made available as part of the study, “</w:t>
-      </w:r>
-      <w:r>
-        <w:rPr>
-          <w:rFonts w:cs="Arial"/>
-          <w:szCs w:val="22"/>
-        </w:rPr>
-        <w:t>A Novel Sparse Compositional Technique Reveals Microbial Perturbations</w:t>
-      </w:r>
-      <w:r>
-        <w:rPr>
-          <w:rFonts w:cs="Arial"/>
-          <w:szCs w:val="22"/>
-        </w:rPr>
-        <w:t xml:space="preserve">”, which was published in </w:t>
-      </w:r>
-      <w:proofErr w:type="spellStart"/>
-      <w:r>
-        <w:rPr>
-          <w:rFonts w:cs="Arial"/>
-          <w:i/>
-          <w:iCs/>
-          <w:szCs w:val="22"/>
-        </w:rPr>
-        <w:t>mSystems</w:t>
-      </w:r>
-      <w:proofErr w:type="spellEnd"/>
-      <w:r>
-        <w:rPr>
-          <w:rFonts w:cs="Arial"/>
-          <w:szCs w:val="22"/>
-        </w:rPr>
-        <w:t xml:space="preserve"> (</w:t>
-      </w:r>
-      <w:r>
-        <w:rPr>
-          <w:rFonts w:cs="Arial"/>
-          <w:szCs w:val="22"/>
-        </w:rPr>
-        <w:t>10.1128/msystems.00016-19</w:t>
-      </w:r>
-      <w:r>
-        <w:rPr>
-          <w:rFonts w:cs="Arial"/>
-          <w:szCs w:val="22"/>
-        </w:rPr>
-        <w:t>) by Martino and colleagues. I appreciate that the original study was published in 2019 and so the topic may feel stale. However, I think the study serves as a useful case study when discussing benchmarking. Furthermore, that paper has now been cited 456 times according to Google Scholar suggesting that the method it describes is in wide use.</w:t>
-      </w:r>
-      <w:r>
-        <w:rPr>
-          <w:rFonts w:cs="Arial"/>
-          <w:szCs w:val="22"/>
-        </w:rPr>
-        <w:t xml:space="preserve"> I am submitting my manuscript to </w:t>
-      </w:r>
-      <w:proofErr w:type="spellStart"/>
-      <w:r>
-        <w:rPr>
-          <w:rFonts w:cs="Arial"/>
-          <w:i/>
-          <w:iCs/>
-          <w:szCs w:val="22"/>
-        </w:rPr>
-        <w:t>mSystems</w:t>
-      </w:r>
-      <w:proofErr w:type="spellEnd"/>
-      <w:r>
-        <w:rPr>
-          <w:rFonts w:cs="Arial"/>
-          <w:szCs w:val="22"/>
-        </w:rPr>
-        <w:t xml:space="preserve"> because the original manuscript was published in the journal.</w:t>
+        <w:t xml:space="preserve">For what it’s worth, </w:t>
+      </w:r>
+      <w:r>
+        <w:rPr>
+          <w:rFonts w:cs="Arial"/>
+          <w:szCs w:val="22"/>
+        </w:rPr>
+        <w:t xml:space="preserve">in December </w:t>
+      </w:r>
+      <w:r>
+        <w:rPr>
+          <w:rFonts w:cs="Arial"/>
+          <w:szCs w:val="22"/>
+        </w:rPr>
+        <w:t xml:space="preserve">I shared a copy of my manuscript with Drs. Martino, Knight, and Zengler, who were the primary authors on the original manuscript. </w:t>
+      </w:r>
+      <w:r>
+        <w:rPr>
+          <w:rFonts w:cs="Arial"/>
+          <w:szCs w:val="22"/>
+        </w:rPr>
+        <w:t xml:space="preserve">I </w:t>
+      </w:r>
+      <w:r>
+        <w:rPr>
+          <w:rFonts w:cs="Arial"/>
+          <w:szCs w:val="22"/>
+        </w:rPr>
+        <w:t xml:space="preserve">have </w:t>
+      </w:r>
+      <w:r>
+        <w:rPr>
+          <w:rFonts w:cs="Arial"/>
+          <w:szCs w:val="22"/>
+        </w:rPr>
+        <w:t>not receive</w:t>
+      </w:r>
+      <w:r>
+        <w:rPr>
+          <w:rFonts w:cs="Arial"/>
+          <w:szCs w:val="22"/>
+        </w:rPr>
+        <w:t>d</w:t>
+      </w:r>
+      <w:r>
+        <w:rPr>
+          <w:rFonts w:cs="Arial"/>
+          <w:szCs w:val="22"/>
+        </w:rPr>
+        <w:t xml:space="preserve"> a response. </w:t>
+      </w:r>
+      <w:r>
+        <w:rPr>
+          <w:rFonts w:cs="Arial"/>
+          <w:szCs w:val="22"/>
+        </w:rPr>
+        <w:t xml:space="preserve">I defer to your judgement, but would </w:t>
+      </w:r>
+      <w:r>
+        <w:rPr>
+          <w:rFonts w:cs="Arial"/>
+          <w:szCs w:val="22"/>
+        </w:rPr>
+        <w:t xml:space="preserve">gently </w:t>
+      </w:r>
+      <w:r>
+        <w:rPr>
+          <w:rFonts w:cs="Arial"/>
+          <w:szCs w:val="22"/>
+        </w:rPr>
+        <w:t>ask that you not send the manuscript to previous members of the Knight lab to serve as the editor or reviewers of this manuscript.</w:t>
       </w:r>
     </w:p>
     <w:p>
@@ -828,60 +802,22 @@
           <w:rFonts w:cs="Arial"/>
           <w:szCs w:val="22"/>
         </w:rPr>
-        <w:t xml:space="preserve">For what it’s worth, I have shared a copy of my manuscript with Drs. Martino, Knight, and Zengler, who were the primary authors on the original manuscript. </w:t>
-      </w:r>
-      <w:r>
-        <w:rPr>
-          <w:rFonts w:cs="Arial"/>
-          <w:szCs w:val="22"/>
-        </w:rPr>
-        <w:t xml:space="preserve">I did not receive a response. </w:t>
-      </w:r>
-      <w:r>
-        <w:rPr>
-          <w:rFonts w:cs="Arial"/>
-          <w:szCs w:val="22"/>
-        </w:rPr>
-        <w:t xml:space="preserve">I defer to your judgement, but would </w:t>
-      </w:r>
-      <w:r>
-        <w:rPr>
-          <w:rFonts w:cs="Arial"/>
-          <w:szCs w:val="22"/>
-        </w:rPr>
-        <w:t xml:space="preserve">gently </w:t>
-      </w:r>
-      <w:r>
-        <w:rPr>
-          <w:rFonts w:cs="Arial"/>
-          <w:szCs w:val="22"/>
-        </w:rPr>
-        <w:t>ask that you not send the manuscript to previous members of the Knight lab to serve as the editor or reviewers of this manuscript.</w:t>
-      </w:r>
-    </w:p>
-    <w:p>
-      <w:pPr>
-        <w:rPr>
-          <w:rFonts w:cs="Arial"/>
-          <w:szCs w:val="22"/>
-        </w:rPr>
-      </w:pPr>
-    </w:p>
-    <w:p>
-      <w:pPr>
-        <w:rPr>
-          <w:rFonts w:cs="Arial"/>
-          <w:szCs w:val="22"/>
-        </w:rPr>
-      </w:pPr>
-      <w:r>
-        <w:rPr>
-          <w:rFonts w:cs="Arial"/>
-          <w:szCs w:val="22"/>
-        </w:rPr>
-        <w:t xml:space="preserve">I am simultaneously posting this manuscript to </w:t>
-      </w:r>
-      <w:proofErr w:type="spellStart"/>
+        <w:t>An updated version of the</w:t>
+      </w:r>
+      <w:r>
+        <w:rPr>
+          <w:rFonts w:cs="Arial"/>
+          <w:szCs w:val="22"/>
+        </w:rPr>
+        <w:t xml:space="preserve"> manuscript </w:t>
+      </w:r>
+      <w:r>
+        <w:rPr>
+          <w:rFonts w:cs="Arial"/>
+          <w:szCs w:val="22"/>
+        </w:rPr>
+        <w:t xml:space="preserve">has been submitted to </w:t>
+      </w:r>
       <w:r>
         <w:rPr>
           <w:rFonts w:cs="Arial"/>
@@ -889,7 +825,27 @@
         </w:rPr>
         <w:t>bioRxiv</w:t>
       </w:r>
-      <w:proofErr w:type="spellEnd"/>
+      <w:r>
+        <w:rPr>
+          <w:rFonts w:cs="Arial"/>
+          <w:szCs w:val="22"/>
+        </w:rPr>
+        <w:t xml:space="preserve"> (DOI: </w:t>
+      </w:r>
+      <w:r>
+        <w:rPr>
+          <w:rFonts w:cs="Arial"/>
+          <w:szCs w:val="22"/>
+        </w:rPr>
+        <w:t>10.64898/2026.01.06.697977</w:t>
+      </w:r>
+      <w:r>
+        <w:rPr>
+          <w:rFonts w:cs="Arial"/>
+          <w:szCs w:val="22"/>
+        </w:rPr>
+        <w:t>)</w:t>
+      </w:r>
       <w:r>
         <w:rPr>
           <w:rFonts w:cs="Arial"/>
@@ -1021,7 +977,7 @@
 </file>
 
 <file path=word/numbering.xml><?xml version="1.0" encoding="utf-8"?>
-<w:numbering xmlns:wpc="http://schemas.microsoft.com/office/word/2010/wordprocessingCanvas" xmlns:cx="http://schemas.microsoft.com/office/drawing/2014/chartex" xmlns:cx1="http://schemas.microsoft.com/office/drawing/2015/9/8/chartex" xmlns:cx2="http://schemas.microsoft.com/office/drawing/2015/10/21/chartex" xmlns:cx3="http://schemas.microsoft.com/office/drawing/2016/5/9/chartex" xmlns:cx4="http://schemas.microsoft.com/office/drawing/2016/5/10/chartex" xmlns:cx5="http://schemas.microsoft.com/office/drawing/2016/5/11/chartex" xmlns:cx6="http://schemas.microsoft.com/office/drawing/2016/5/12/chartex" xmlns:cx7="http://schemas.microsoft.com/office/drawing/2016/5/13/chartex" xmlns:cx8="http://schemas.microsoft.com/office/drawing/2016/5/14/chartex" xmlns:mc="http://schemas.openxmlformats.org/markup-compatibility/2006" xmlns:aink="http://schemas.microsoft.com/office/drawing/2016/ink" xmlns:am3d="http://schemas.microsoft.com/office/drawing/2017/model3d" xmlns:o="urn:schemas-microsoft-com:office:office" xmlns:oel="http://schemas.microsoft.com/office/2019/extlst" xmlns:r="http://schemas.openxmlformats.org/officeDocument/2006/relationships" xmlns:m="http://schemas.openxmlformats.org/officeDocument/2006/math" xmlns:v="urn:schemas-microsoft-com:vml" xmlns:wp14="http://schemas.microsoft.com/office/word/2010/wordprocessingDrawing" xmlns:wp="http://schemas.openxmlformats.org/drawingml/2006/wordprocessingDrawing" xmlns:w10="urn:schemas-microsoft-com:office:word" xmlns:w="http://schemas.openxmlformats.org/wordprocessingml/2006/main" xmlns:w14="http://schemas.microsoft.com/office/word/2010/wordml" xmlns:w15="http://schemas.microsoft.com/office/word/2012/wordml" xmlns:w16cex="http://schemas.microsoft.com/office/word/2018/wordml/cex" xmlns:w16cid="http://schemas.microsoft.com/office/word/2016/wordml/cid" xmlns:w16="http://schemas.microsoft.com/office/word/2018/wordml" xmlns:w16du="http://schemas.microsoft.com/office/word/2023/wordml/word16du" xmlns:w16sdtdh="http://schemas.microsoft.com/office/word/2020/wordml/sdtdatahash" xmlns:w16sdtfl="http://schemas.microsoft.com/office/word/2024/wordml/sdtformatlock" xmlns:w16se="http://schemas.microsoft.com/office/word/2015/wordml/symex" xmlns:wpg="http://schemas.microsoft.com/office/word/2010/wordprocessingGroup" xmlns:wpi="http://schemas.microsoft.com/office/word/2010/wordprocessingInk" xmlns:wne="http://schemas.microsoft.com/office/word/2006/wordml" xmlns:wps="http://schemas.microsoft.com/office/word/2010/wordprocessingShape" mc:Ignorable="w14 w15 w16se w16cid w16 w16cex w16sdtdh w16sdtfl w16du wp14">
+<w:numbering xmlns:wpc="http://schemas.microsoft.com/office/word/2010/wordprocessingCanvas" xmlns:cx="http://schemas.microsoft.com/office/drawing/2014/chartex" xmlns:cx1="http://schemas.microsoft.com/office/drawing/2015/9/8/chartex" xmlns:cx2="http://schemas.microsoft.com/office/drawing/2015/10/21/chartex" xmlns:cx3="http://schemas.microsoft.com/office/drawing/2016/5/9/chartex" xmlns:cx4="http://schemas.microsoft.com/office/drawing/2016/5/10/chartex" xmlns:cx5="http://schemas.microsoft.com/office/drawing/2016/5/11/chartex" xmlns:cx6="http://schemas.microsoft.com/office/drawing/2016/5/12/chartex" xmlns:cx7="http://schemas.microsoft.com/office/drawing/2016/5/13/chartex" xmlns:cx8="http://schemas.microsoft.com/office/drawing/2016/5/14/chartex" xmlns:mc="http://schemas.openxmlformats.org/markup-compatibility/2006" xmlns:m="http://schemas.openxmlformats.org/officeDocument/2006/math" xmlns:aink="http://schemas.microsoft.com/office/drawing/2016/ink" xmlns:am3d="http://schemas.microsoft.com/office/drawing/2017/model3d" xmlns:oel="http://schemas.microsoft.com/office/2019/extlst" xmlns:r="http://schemas.openxmlformats.org/officeDocument/2006/relationships" xmlns:wp14="http://schemas.microsoft.com/office/word/2010/wordprocessingDrawing" xmlns:wp="http://schemas.openxmlformats.org/drawingml/2006/wordprocessingDrawing" xmlns:wpg="http://schemas.microsoft.com/office/word/2010/wordprocessingGroup" xmlns:wpi="http://schemas.microsoft.com/office/word/2010/wordprocessingInk" xmlns:wps="http://schemas.microsoft.com/office/word/2010/wordprocessingShape" xmlns:o="urn:schemas-microsoft-com:office:office" xmlns:v="urn:schemas-microsoft-com:vml" xmlns:w10="urn:schemas-microsoft-com:office:word" xmlns:w="http://schemas.openxmlformats.org/wordprocessingml/2006/main" xmlns:w14="http://schemas.microsoft.com/office/word/2010/wordml" xmlns:w15="http://schemas.microsoft.com/office/word/2012/wordml" xmlns:w16cei="http://schemas.microsoft.com/office/word/2026/wordml/cei" xmlns:w16cex="http://schemas.microsoft.com/office/word/2018/wordml/cex" xmlns:w16cid="http://schemas.microsoft.com/office/word/2016/wordml/cid" xmlns:w16="http://schemas.microsoft.com/office/word/2018/wordml" xmlns:w16sdtdh="http://schemas.microsoft.com/office/word/2020/wordml/sdtdatahash" xmlns:w16sdtfl="http://schemas.microsoft.com/office/word/2024/wordml/sdtformatlock" xmlns:w16se="http://schemas.microsoft.com/office/word/2015/wordml/symex" xmlns:w16du="http://schemas.microsoft.com/office/word/2023/wordml/word16du" xmlns:wne="http://schemas.microsoft.com/office/word/2006/wordml" mc:Ignorable="w14 w15 w16se w16cid w16 w16cex w16sdtdh w16sdtfl w16du wp14">
   <w:abstractNum w:abstractNumId="0" w15:restartNumberingAfterBreak="0">
     <w:nsid w:val="0598412B"/>
     <w:multiLevelType w:val="hybridMultilevel"/>
@@ -2222,7 +2178,7 @@
 </file>
 
 <file path=word/styles.xml><?xml version="1.0" encoding="utf-8"?>
-<w:styles xmlns:mc="http://schemas.openxmlformats.org/markup-compatibility/2006" xmlns:r="http://schemas.openxmlformats.org/officeDocument/2006/relationships" xmlns:w="http://schemas.openxmlformats.org/wordprocessingml/2006/main" xmlns:w14="http://schemas.microsoft.com/office/word/2010/wordml" xmlns:w15="http://schemas.microsoft.com/office/word/2012/wordml" xmlns:w16cex="http://schemas.microsoft.com/office/word/2018/wordml/cex" xmlns:w16cid="http://schemas.microsoft.com/office/word/2016/wordml/cid" xmlns:w16="http://schemas.microsoft.com/office/word/2018/wordml" xmlns:w16du="http://schemas.microsoft.com/office/word/2023/wordml/word16du" xmlns:w16sdtdh="http://schemas.microsoft.com/office/word/2020/wordml/sdtdatahash" xmlns:w16sdtfl="http://schemas.microsoft.com/office/word/2024/wordml/sdtformatlock" xmlns:w16se="http://schemas.microsoft.com/office/word/2015/wordml/symex" mc:Ignorable="w14 w15 w16se w16cid w16 w16cex w16sdtdh w16sdtfl w16du">
+<w:styles xmlns:mc="http://schemas.openxmlformats.org/markup-compatibility/2006" xmlns:r="http://schemas.openxmlformats.org/officeDocument/2006/relationships" xmlns:w="http://schemas.openxmlformats.org/wordprocessingml/2006/main" xmlns:w14="http://schemas.microsoft.com/office/word/2010/wordml" xmlns:w15="http://schemas.microsoft.com/office/word/2012/wordml" xmlns:w16cex="http://schemas.microsoft.com/office/word/2018/wordml/cex" xmlns:w16cid="http://schemas.microsoft.com/office/word/2016/wordml/cid" xmlns:w16="http://schemas.microsoft.com/office/word/2018/wordml" xmlns:w16sdtdh="http://schemas.microsoft.com/office/word/2020/wordml/sdtdatahash" xmlns:w16sdtfl="http://schemas.microsoft.com/office/word/2024/wordml/sdtformatlock" xmlns:w16se="http://schemas.microsoft.com/office/word/2015/wordml/symex" xmlns:w16du="http://schemas.microsoft.com/office/word/2023/wordml/word16du" mc:Ignorable="w14 w15 w16se w16cid w16 w16cex w16sdtdh w16sdtfl w16du">
   <w:docDefaults>
     <w:rPrDefault>
       <w:rPr>
